--- a/Week5-Comprehensive-Data-Science-Project/Week5_Comprehensive_Data_Science_Capstone_Report.docx
+++ b/Week5-Comprehensive-Data-Science-Project/Week5_Comprehensive_Data_Science_Capstone_Report.docx
@@ -242,11 +242,6 @@
       </w:r>
     </w:p>
     <w:p>
-      <w:r>
-        <w:br w:type="page"/>
-      </w:r>
-    </w:p>
-    <w:p>
       <w:pPr>
         <w:pStyle w:val="Heading2"/>
       </w:pPr>
@@ -348,11 +343,6 @@
     <w:p>
       <w:r>
         <w:t>Interpretation: Compares medians, quartiles and means to show cohort patterns without assuming all students improved.</w:t>
-      </w:r>
-    </w:p>
-    <w:p>
-      <w:r>
-        <w:br w:type="page"/>
       </w:r>
     </w:p>
     <w:p>
@@ -465,11 +455,6 @@
       </w:r>
     </w:p>
     <w:p>
-      <w:r>
-        <w:br w:type="page"/>
-      </w:r>
-    </w:p>
-    <w:p>
       <w:pPr>
         <w:pStyle w:val="Heading2"/>
       </w:pPr>
@@ -571,11 +556,6 @@
     <w:p>
       <w:r>
         <w:t>Interpretation: Shows how candidate algorithms compare using training-only validation, with fold variability.</w:t>
-      </w:r>
-    </w:p>
-    <w:p>
-      <w:r>
-        <w:br w:type="page"/>
       </w:r>
     </w:p>
     <w:p>
@@ -685,11 +665,6 @@
     <w:p>
       <w:r>
         <w:t>Test ROC-AUC of 0.595 is only modestly above 0.50 chance-level ranking. This is a central limitation, not a success claim.</w:t>
-      </w:r>
-    </w:p>
-    <w:p>
-      <w:r>
-        <w:br w:type="page"/>
       </w:r>
     </w:p>
     <w:p>

--- a/Week5-Comprehensive-Data-Science-Project/Week5_Comprehensive_Data_Science_Capstone_Report.docx
+++ b/Week5-Comprehensive-Data-Science-Project/Week5_Comprehensive_Data_Science_Capstone_Report.docx
@@ -876,6 +876,70 @@
     </w:p>
     <w:p>
       <w:pPr>
+        <w:pStyle w:val="Heading2"/>
+      </w:pPr>
+      <w:r>
+        <w:t>Illustrative code excerpts</w:t>
+      </w:r>
+    </w:p>
+    <w:p>
+      <w:r>
+        <w:t>Target construction and leakage control:</w:t>
+      </w:r>
+    </w:p>
+    <w:p>
+      <w:pPr>
+        <w:ind w:left="288"/>
+      </w:pPr>
+      <w:r>
+        <w:rPr>
+          <w:rFonts w:ascii="Consolas" w:hAnsi="Consolas"/>
+          <w:sz w:val="16"/>
+        </w:rPr>
+        <w:t>df["target_pass"] = (df["G3"] &gt;= 10).astype(int)\nX = df.drop(columns=["G1", "G2", "G3", "target_pass"])</w:t>
+      </w:r>
+    </w:p>
+    <w:p>
+      <w:r>
+        <w:t>Training-only cross-validation for model selection:</w:t>
+      </w:r>
+    </w:p>
+    <w:p>
+      <w:pPr>
+        <w:ind w:left="288"/>
+      </w:pPr>
+      <w:r>
+        <w:rPr>
+          <w:rFonts w:ascii="Consolas" w:hAnsi="Consolas"/>
+          <w:sz w:val="16"/>
+        </w:rPr>
+        <w:t>cv = StratifiedKFold(n_splits=5, shuffle=True, random_state=42)\nscores = cross_validate(model, X_train, y_train, cv=cv, scoring="roc_auc")</w:t>
+      </w:r>
+    </w:p>
+    <w:p>
+      <w:r>
+        <w:t>Primary hypothesis test:</w:t>
+      </w:r>
+    </w:p>
+    <w:p>
+      <w:pPr>
+        <w:ind w:left="288"/>
+      </w:pPr>
+      <w:r>
+        <w:rPr>
+          <w:rFonts w:ascii="Consolas" w:hAnsi="Consolas"/>
+          <w:sz w:val="16"/>
+        </w:rPr>
+        <w:t>test = stats.ttest_ind(no_failures, prior_failures,\n                         equal_var=False, alternative="greater")</w:t>
+      </w:r>
+    </w:p>
+    <w:p>
+      <w:r>
+        <w:t>The excerpts illustrate the main analytical decisions; the full reproducible implementation is available in week5_capstone.py.</w:t>
+      </w:r>
+    </w:p>
+    <w:p>
+      <w:pPr>
         <w:pStyle w:val="Heading1"/>
       </w:pPr>
       <w:r>

--- a/Week5-Comprehensive-Data-Science-Project/Week5_Comprehensive_Data_Science_Capstone_Report.docx
+++ b/Week5-Comprehensive-Data-Science-Project/Week5_Comprehensive_Data_Science_Capstone_Report.docx
@@ -896,7 +896,9 @@
           <w:rFonts w:ascii="Consolas" w:hAnsi="Consolas"/>
           <w:sz w:val="16"/>
         </w:rPr>
-        <w:t>df["target_pass"] = (df["G3"] &gt;= 10).astype(int)\nX = df.drop(columns=["G1", "G2", "G3", "target_pass"])</w:t>
+        <w:t>df["target_pass"] = (df["G3"] &gt;= 10).astype(int)</w:t>
+        <w:br/>
+        <w:t>X = df.drop(columns=["G1", "G2", "G3", "target_pass"])</w:t>
       </w:r>
     </w:p>
     <w:p>
@@ -913,7 +915,9 @@
           <w:rFonts w:ascii="Consolas" w:hAnsi="Consolas"/>
           <w:sz w:val="16"/>
         </w:rPr>
-        <w:t>cv = StratifiedKFold(n_splits=5, shuffle=True, random_state=42)\nscores = cross_validate(model, X_train, y_train, cv=cv, scoring="roc_auc")</w:t>
+        <w:t>cv = StratifiedKFold(n_splits=5, shuffle=True, random_state=42)</w:t>
+        <w:br/>
+        <w:t>scores = cross_validate(model, X_train, y_train, cv=cv, scoring="roc_auc")</w:t>
       </w:r>
     </w:p>
     <w:p>
@@ -930,7 +934,9 @@
           <w:rFonts w:ascii="Consolas" w:hAnsi="Consolas"/>
           <w:sz w:val="16"/>
         </w:rPr>
-        <w:t>test = stats.ttest_ind(no_failures, prior_failures,\n                         equal_var=False, alternative="greater")</w:t>
+        <w:t>test = stats.ttest_ind(no_failures, prior_failures,</w:t>
+        <w:br/>
+        <w:t xml:space="preserve">                         equal_var=False, alternative="greater")</w:t>
       </w:r>
     </w:p>
     <w:p>

--- a/Week5-Comprehensive-Data-Science-Project/Week5_Comprehensive_Data_Science_Capstone_Report.docx
+++ b/Week5-Comprehensive-Data-Science-Project/Week5_Comprehensive_Data_Science_Capstone_Report.docx
@@ -871,7 +871,7 @@
     </w:p>
     <w:p>
       <w:r>
-        <w:t>Run python week5_capstone.py after installing requirements.txt. The script writes the capstone DOCX, a separate Word version of the submission description, integrated visualizations, cleaned data, source/run metadata, statistical test results, model cross-validation comparisons, held-out metrics, confusion-matrix values, and permutation importance output.</w:t>
+        <w:t>Run python week5_capstone.py after installing requirements.txt. The script writes the capstone DOCX, a separate Word version of the submission description, integrated visualizations, cleaned data, source/run metadata, statistical test results, model cross-validation comparisons, held-out metrics, confusion-matrix values, and permutation importance output. The short excerpts below highlight target/leakage control, model-selection cross-validation, and the primary hypothesis test; the full implementation is in week5_capstone.py.</w:t>
       </w:r>
     </w:p>
     <w:p>
@@ -937,11 +937,6 @@
         <w:t>test = stats.ttest_ind(no_failures, prior_failures,</w:t>
         <w:br/>
         <w:t xml:space="preserve">                         equal_var=False, alternative="greater")</w:t>
-      </w:r>
-    </w:p>
-    <w:p>
-      <w:r>
-        <w:t>The excerpts illustrate the main analytical decisions; the full reproducible implementation is available in week5_capstone.py.</w:t>
       </w:r>
     </w:p>
     <w:p>

--- a/Week5-Comprehensive-Data-Science-Project/Week5_Comprehensive_Data_Science_Capstone_Report.docx
+++ b/Week5-Comprehensive-Data-Science-Project/Week5_Comprehensive_Data_Science_Capstone_Report.docx
@@ -883,6 +883,9 @@
       </w:r>
     </w:p>
     <w:p>
+      <w:pPr>
+        <w:keepNext/>
+      </w:pPr>
       <w:r>
         <w:t>Target construction and leakage control:</w:t>
       </w:r>
@@ -902,6 +905,9 @@
       </w:r>
     </w:p>
     <w:p>
+      <w:pPr>
+        <w:keepNext/>
+      </w:pPr>
       <w:r>
         <w:t>Training-only cross-validation for model selection:</w:t>
       </w:r>
@@ -921,6 +927,9 @@
       </w:r>
     </w:p>
     <w:p>
+      <w:pPr>
+        <w:keepNext/>
+      </w:pPr>
       <w:r>
         <w:t>Primary hypothesis test:</w:t>
       </w:r>
